--- a/DS CORPORATION/TÀI LIỆU THAM KHẢO/MARKETING ROADMAP/BAI TAP/Dot2_Dinh_vi_Category_Dosies_Care.docx
+++ b/DS CORPORATION/TÀI LIỆU THAM KHẢO/MARKETING ROADMAP/BAI TAP/Dot2_Dinh_vi_Category_Dosies_Care.docx
@@ -86,7 +86,7 @@
         <w:rPr>
           <w:rFonts w:ascii="Arial" w:cs="Arial" w:eastAsia="Arial" w:hAnsi="Arial"/>
         </w:rPr>
-        <w:t xml:space="preserve"> 07/10/2026 · Tài liệu nội bộ DS Corporation · Công cụ tính toán nằm trong file </w:t>
+        <w:t xml:space="preserve"> 07/10/2026 · Theo bảng thành phần SKU1 bản OEM 24/09/2026 · Công cụ tính toán nằm trong file </w:t>
       </w:r>
       <w:r>
         <w:rPr>
@@ -2426,7 +2426,23 @@
                 <w:sz w:val="18"/>
                 <w:szCs w:val="18"/>
               </w:rPr>
-              <w:t xml:space="preserve">Kết cấu mỏng nhẹ, nền ester và alkane; dùng </w:t>
+              <w:t xml:space="preserve">Nền nhẹ Caprylic/Capric Triglyceride + C15-19 Alkane đứng đầu bảng thành phần; 22 thành phần công khai (9 dầu thực vật, 7 tinh dầu, Bakuchiol, Bisabolol, vitamin E); không nước, không silicone, không paraben, không hương liệu tổng hợp; </w:t>
+            </w:r>
+            <w:r>
+              <w:rPr>
+                <w:rFonts w:ascii="Arial" w:cs="Arial" w:eastAsia="Arial" w:hAnsi="Arial"/>
+                <w:sz w:val="18"/>
+                <w:szCs w:val="18"/>
+              </w:rPr>
+              <w:t xml:space="preserve">mát lạnh bạc hà + hương bưởi da xanh</w:t>
+            </w:r>
+            <w:r>
+              <w:rPr>
+                <w:rFonts w:ascii="Arial" w:cs="Arial" w:eastAsia="Arial" w:hAnsi="Arial"/>
+                <w:sz w:val="18"/>
+                <w:szCs w:val="18"/>
+              </w:rPr>
+              <w:t xml:space="preserve"> nhận ra ngay; dùng </w:t>
             </w:r>
             <w:r>
               <w:rPr>
@@ -6094,7 +6110,7 @@
         <w:sz w:val="16"/>
         <w:szCs w:val="16"/>
       </w:rPr>
-      <w:t xml:space="preserve">DS Corporation · Nội bộ · Trang </w:t>
+      <w:t xml:space="preserve">Dosie's Care · Trang </w:t>
     </w:r>
     <w:r>
       <w:rPr>
